--- a/PRDs/CR/RESOURCES/CBM-SubDomain-Overview-Resources.docx
+++ b/PRDs/CR/RESOURCES/CBM-SubDomain-Overview-Resources.docx
@@ -360,7 +360,7 @@
                 <w:sz w:val="20"/>
                 <w:szCs w:val="20"/>
               </w:rPr>
-              <w:t xml:space="preserve">1.0</w:t>
+              <w:t xml:space="preserve">1.1</w:t>
             </w:r>
           </w:p>
         </w:tc>
@@ -424,7 +424,7 @@
                 <w:sz w:val="20"/>
                 <w:szCs w:val="20"/>
               </w:rPr>
-              <w:t xml:space="preserve">05-29-26 16:30</w:t>
+              <w:t xml:space="preserve">05-30-26</w:t>
             </w:r>
           </w:p>
         </w:tc>
@@ -1690,221 +1690,23 @@
         <w:t xml:space="preserve">7. Open Issues</w:t>
       </w:r>
     </w:p>
-    <w:tbl>
-      <w:tblPr>
-        <w:tblW w:type="dxa" w:w="9360"/>
-        <w:tblBorders>
-          <w:top w:val="single" w:color="auto" w:sz="4"/>
-          <w:left w:val="single" w:color="auto" w:sz="4"/>
-          <w:bottom w:val="single" w:color="auto" w:sz="4"/>
-          <w:right w:val="single" w:color="auto" w:sz="4"/>
-          <w:insideH w:val="single" w:color="auto" w:sz="4"/>
-          <w:insideV w:val="single" w:color="auto" w:sz="4"/>
-        </w:tblBorders>
-      </w:tblPr>
-      <w:tblGrid>
-        <w:gridCol w:w="1500"/>
-        <w:gridCol w:w="7860"/>
-      </w:tblGrid>
-      <w:tr>
-        <w:tc>
-          <w:tcPr>
-            <w:tcW w:type="dxa" w:w="1500"/>
-            <w:tcBorders>
-              <w:top w:val="single" w:color="AAAAAA" w:sz="1"/>
-              <w:left w:val="single" w:color="AAAAAA" w:sz="1"/>
-              <w:bottom w:val="single" w:color="AAAAAA" w:sz="1"/>
-              <w:right w:val="single" w:color="AAAAAA" w:sz="1"/>
-            </w:tcBorders>
-            <w:shd w:fill="1F3864" w:val="clear"/>
-            <w:tcMar>
-              <w:top w:type="dxa" w:w="60"/>
-              <w:left w:type="dxa" w:w="100"/>
-              <w:bottom w:type="dxa" w:w="60"/>
-              <w:right w:type="dxa" w:w="100"/>
-            </w:tcMar>
-          </w:tcPr>
-          <w:p>
-            <w:r>
-              <w:rPr>
-                <w:rFonts w:ascii="Arial" w:cs="Arial" w:eastAsia="Arial" w:hAnsi="Arial"/>
-                <w:b/>
-                <w:bCs/>
-                <w:i w:val="false"/>
-                <w:iCs w:val="false"/>
-                <w:color w:val="FFFFFF"/>
-                <w:sz w:val="20"/>
-                <w:szCs w:val="20"/>
-              </w:rPr>
-              <w:t xml:space="preserve">Identifier</w:t>
-            </w:r>
-          </w:p>
-        </w:tc>
-        <w:tc>
-          <w:tcPr>
-            <w:tcW w:type="dxa" w:w="7860"/>
-            <w:tcBorders>
-              <w:top w:val="single" w:color="AAAAAA" w:sz="1"/>
-              <w:left w:val="single" w:color="AAAAAA" w:sz="1"/>
-              <w:bottom w:val="single" w:color="AAAAAA" w:sz="1"/>
-              <w:right w:val="single" w:color="AAAAAA" w:sz="1"/>
-            </w:tcBorders>
-            <w:shd w:fill="1F3864" w:val="clear"/>
-            <w:tcMar>
-              <w:top w:type="dxa" w:w="60"/>
-              <w:left w:type="dxa" w:w="100"/>
-              <w:bottom w:type="dxa" w:w="60"/>
-              <w:right w:type="dxa" w:w="100"/>
-            </w:tcMar>
-          </w:tcPr>
-          <w:p>
-            <w:r>
-              <w:rPr>
-                <w:rFonts w:ascii="Arial" w:cs="Arial" w:eastAsia="Arial" w:hAnsi="Arial"/>
-                <w:b/>
-                <w:bCs/>
-                <w:i w:val="false"/>
-                <w:iCs w:val="false"/>
-                <w:color w:val="FFFFFF"/>
-                <w:sz w:val="20"/>
-                <w:szCs w:val="20"/>
-              </w:rPr>
-              <w:t xml:space="preserve">Open Issue</w:t>
-            </w:r>
-          </w:p>
-        </w:tc>
-      </w:tr>
-      <w:tr>
-        <w:tc>
-          <w:tcPr>
-            <w:tcW w:type="dxa" w:w="1500"/>
-            <w:tcBorders>
-              <w:top w:val="single" w:color="AAAAAA" w:sz="1"/>
-              <w:left w:val="single" w:color="AAAAAA" w:sz="1"/>
-              <w:bottom w:val="single" w:color="AAAAAA" w:sz="1"/>
-              <w:right w:val="single" w:color="AAAAAA" w:sz="1"/>
-            </w:tcBorders>
-            <w:tcMar>
-              <w:top w:type="dxa" w:w="60"/>
-              <w:left w:type="dxa" w:w="100"/>
-              <w:bottom w:type="dxa" w:w="60"/>
-              <w:right w:type="dxa" w:w="100"/>
-            </w:tcMar>
-          </w:tcPr>
-          <w:p>
-            <w:r>
-              <w:rPr>
-                <w:rFonts w:ascii="Arial" w:cs="Arial" w:eastAsia="Arial" w:hAnsi="Arial"/>
-                <w:b/>
-                <w:bCs/>
-                <w:i w:val="false"/>
-                <w:iCs w:val="false"/>
-                <w:sz w:val="20"/>
-                <w:szCs w:val="20"/>
-              </w:rPr>
-              <w:t xml:space="preserve">CR-RESOURCES-ISS-001</w:t>
-            </w:r>
-          </w:p>
-        </w:tc>
-        <w:tc>
-          <w:tcPr>
-            <w:tcW w:type="dxa" w:w="7860"/>
-            <w:tcBorders>
-              <w:top w:val="single" w:color="AAAAAA" w:sz="1"/>
-              <w:left w:val="single" w:color="AAAAAA" w:sz="1"/>
-              <w:bottom w:val="single" w:color="AAAAAA" w:sz="1"/>
-              <w:right w:val="single" w:color="AAAAAA" w:sz="1"/>
-            </w:tcBorders>
-            <w:tcMar>
-              <w:top w:type="dxa" w:w="60"/>
-              <w:left w:type="dxa" w:w="100"/>
-              <w:bottom w:type="dxa" w:w="60"/>
-              <w:right w:type="dxa" w:w="100"/>
-            </w:tcMar>
-          </w:tcPr>
-          <w:p>
-            <w:r>
-              <w:rPr>
-                <w:rFonts w:ascii="Arial" w:cs="Arial" w:eastAsia="Arial" w:hAnsi="Arial"/>
-                <w:b w:val="false"/>
-                <w:bCs w:val="false"/>
-                <w:i w:val="false"/>
-                <w:iCs w:val="false"/>
-                <w:sz w:val="20"/>
-                <w:szCs w:val="20"/>
-              </w:rPr>
-              <w:t xml:space="preserve">The resourceType and category value lists are first-draft proposals, pending confirmation.</w:t>
-            </w:r>
-          </w:p>
-        </w:tc>
-      </w:tr>
-      <w:tr>
-        <w:tc>
-          <w:tcPr>
-            <w:tcW w:type="dxa" w:w="1500"/>
-            <w:tcBorders>
-              <w:top w:val="single" w:color="AAAAAA" w:sz="1"/>
-              <w:left w:val="single" w:color="AAAAAA" w:sz="1"/>
-              <w:bottom w:val="single" w:color="AAAAAA" w:sz="1"/>
-              <w:right w:val="single" w:color="AAAAAA" w:sz="1"/>
-            </w:tcBorders>
-            <w:shd w:fill="F2F7FB" w:val="clear"/>
-            <w:tcMar>
-              <w:top w:type="dxa" w:w="60"/>
-              <w:left w:type="dxa" w:w="100"/>
-              <w:bottom w:type="dxa" w:w="60"/>
-              <w:right w:type="dxa" w:w="100"/>
-            </w:tcMar>
-          </w:tcPr>
-          <w:p>
-            <w:r>
-              <w:rPr>
-                <w:rFonts w:ascii="Arial" w:cs="Arial" w:eastAsia="Arial" w:hAnsi="Arial"/>
-                <w:b/>
-                <w:bCs/>
-                <w:i w:val="false"/>
-                <w:iCs w:val="false"/>
-                <w:sz w:val="20"/>
-                <w:szCs w:val="20"/>
-              </w:rPr>
-              <w:t xml:space="preserve">CR-RESOURCES-ISS-002</w:t>
-            </w:r>
-          </w:p>
-        </w:tc>
-        <w:tc>
-          <w:tcPr>
-            <w:tcW w:type="dxa" w:w="7860"/>
-            <w:tcBorders>
-              <w:top w:val="single" w:color="AAAAAA" w:sz="1"/>
-              <w:left w:val="single" w:color="AAAAAA" w:sz="1"/>
-              <w:bottom w:val="single" w:color="AAAAAA" w:sz="1"/>
-              <w:right w:val="single" w:color="AAAAAA" w:sz="1"/>
-            </w:tcBorders>
-            <w:shd w:fill="F2F7FB" w:val="clear"/>
-            <w:tcMar>
-              <w:top w:type="dxa" w:w="60"/>
-              <w:left w:type="dxa" w:w="100"/>
-              <w:bottom w:type="dxa" w:w="60"/>
-              <w:right w:type="dxa" w:w="100"/>
-            </w:tcMar>
-          </w:tcPr>
-          <w:p>
-            <w:r>
-              <w:rPr>
-                <w:rFonts w:ascii="Arial" w:cs="Arial" w:eastAsia="Arial" w:hAnsi="Arial"/>
-                <w:b w:val="false"/>
-                <w:bCs w:val="false"/>
-                <w:i w:val="false"/>
-                <w:iCs w:val="false"/>
-                <w:sz w:val="20"/>
-                <w:szCs w:val="20"/>
-              </w:rPr>
-              <w:t xml:space="preserve">Default sort and grouping of the public Resources page (proposed: by category, then resourceDate descending).</w:t>
-            </w:r>
-          </w:p>
-        </w:tc>
-      </w:tr>
-    </w:tbl>
+    <w:p>
+      <w:pPr>
+        <w:spacing w:after="120"/>
+      </w:pPr>
+      <w:r>
+        <w:rPr>
+          <w:rFonts w:ascii="Arial" w:cs="Arial" w:eastAsia="Arial" w:hAnsi="Arial"/>
+          <w:b w:val="false"/>
+          <w:bCs w:val="false"/>
+          <w:i w:val="false"/>
+          <w:iCs w:val="false"/>
+          <w:sz w:val="22"/>
+          <w:szCs w:val="22"/>
+        </w:rPr>
+        <w:t xml:space="preserve">None. Both version 1.0 open issues (CR-RESOURCES-ISS-001 and ISS-002) were resolved in version 1.1 following stakeholder confirmation — the resourceType and category value lists are confirmed, and the public Resources page is ordered by category then resourceDate descending. The authoritative resolutions are recorded as RES-DEC-007 through RES-DEC-010 in the Resource Entity PRD v1.1 and in the CR-RESOURCES-MANAGE v1.1 Interview Transcript.</w:t>
+      </w:r>
+    </w:p>
     <w:p>
       <w:pPr>
         <w:pStyle w:val="Heading1"/>
@@ -2133,6 +1935,104 @@
                 <w:szCs w:val="20"/>
               </w:rPr>
               <w:t xml:space="preserve">Initial CR-RESOURCES Sub-Domain Overview establishing the Resource Library as the fifth Client Recruiting sub-domain: purpose, scope and boundaries against CR-EVENTS and CR-MARKETING, the single CR-RESOURCES-MANAGE process, personas, the owned Resource entity and read-only Event dependency.</w:t>
+            </w:r>
+          </w:p>
+        </w:tc>
+      </w:tr>
+      <w:tr>
+        <w:tc>
+          <w:tcPr>
+            <w:tcW w:type="dxa" w:w="1300"/>
+            <w:tcBorders>
+              <w:top w:val="single" w:color="AAAAAA" w:sz="1"/>
+              <w:left w:val="single" w:color="AAAAAA" w:sz="1"/>
+              <w:bottom w:val="single" w:color="AAAAAA" w:sz="1"/>
+              <w:right w:val="single" w:color="AAAAAA" w:sz="1"/>
+            </w:tcBorders>
+            <w:shd w:fill="F2F7FB" w:val="clear"/>
+            <w:tcMar>
+              <w:top w:type="dxa" w:w="60"/>
+              <w:left w:type="dxa" w:w="100"/>
+              <w:bottom w:type="dxa" w:w="60"/>
+              <w:right w:type="dxa" w:w="100"/>
+            </w:tcMar>
+          </w:tcPr>
+          <w:p>
+            <w:r>
+              <w:rPr>
+                <w:rFonts w:ascii="Arial" w:cs="Arial" w:eastAsia="Arial" w:hAnsi="Arial"/>
+                <w:b/>
+                <w:bCs/>
+                <w:i w:val="false"/>
+                <w:iCs w:val="false"/>
+                <w:sz w:val="20"/>
+                <w:szCs w:val="20"/>
+              </w:rPr>
+              <w:t xml:space="preserve">1.1</w:t>
+            </w:r>
+          </w:p>
+        </w:tc>
+        <w:tc>
+          <w:tcPr>
+            <w:tcW w:type="dxa" w:w="1900"/>
+            <w:tcBorders>
+              <w:top w:val="single" w:color="AAAAAA" w:sz="1"/>
+              <w:left w:val="single" w:color="AAAAAA" w:sz="1"/>
+              <w:bottom w:val="single" w:color="AAAAAA" w:sz="1"/>
+              <w:right w:val="single" w:color="AAAAAA" w:sz="1"/>
+            </w:tcBorders>
+            <w:shd w:fill="F2F7FB" w:val="clear"/>
+            <w:tcMar>
+              <w:top w:type="dxa" w:w="60"/>
+              <w:left w:type="dxa" w:w="100"/>
+              <w:bottom w:type="dxa" w:w="60"/>
+              <w:right w:type="dxa" w:w="100"/>
+            </w:tcMar>
+          </w:tcPr>
+          <w:p>
+            <w:r>
+              <w:rPr>
+                <w:rFonts w:ascii="Arial" w:cs="Arial" w:eastAsia="Arial" w:hAnsi="Arial"/>
+                <w:b w:val="false"/>
+                <w:bCs w:val="false"/>
+                <w:i w:val="false"/>
+                <w:iCs w:val="false"/>
+                <w:sz w:val="20"/>
+                <w:szCs w:val="20"/>
+              </w:rPr>
+              <w:t xml:space="preserve">05-30-26</w:t>
+            </w:r>
+          </w:p>
+        </w:tc>
+        <w:tc>
+          <w:tcPr>
+            <w:tcW w:type="dxa" w:w="6160"/>
+            <w:tcBorders>
+              <w:top w:val="single" w:color="AAAAAA" w:sz="1"/>
+              <w:left w:val="single" w:color="AAAAAA" w:sz="1"/>
+              <w:bottom w:val="single" w:color="AAAAAA" w:sz="1"/>
+              <w:right w:val="single" w:color="AAAAAA" w:sz="1"/>
+            </w:tcBorders>
+            <w:shd w:fill="F2F7FB" w:val="clear"/>
+            <w:tcMar>
+              <w:top w:type="dxa" w:w="60"/>
+              <w:left w:type="dxa" w:w="100"/>
+              <w:bottom w:type="dxa" w:w="60"/>
+              <w:right w:type="dxa" w:w="100"/>
+            </w:tcMar>
+          </w:tcPr>
+          <w:p>
+            <w:r>
+              <w:rPr>
+                <w:rFonts w:ascii="Arial" w:cs="Arial" w:eastAsia="Arial" w:hAnsi="Arial"/>
+                <w:b w:val="false"/>
+                <w:bCs w:val="false"/>
+                <w:i w:val="false"/>
+                <w:iCs w:val="false"/>
+                <w:sz w:val="20"/>
+                <w:szCs w:val="20"/>
+              </w:rPr>
+              <w:t xml:space="preserve">Resolved both version 1.0 open issues (CR-RESOURCES-ISS-001 and ISS-002) following stakeholder confirmation; Open Issues section now empty, pointing to the authoritative decisions in Resource Entity PRD v1.1 and CR-RESOURCES-MANAGE v1.1.</w:t>
             </w:r>
           </w:p>
         </w:tc>
